--- a/00-首页/学生讲义Word/晶体结构基础-超级充实版（自学完整）.docx
+++ b/00-首页/学生讲义Word/晶体结构基础-超级充实版（自学完整）.docx
@@ -30410,12 +30410,27 @@
       <w:jc w:val="center"/>
     </w:pPr>
     <w:r>
+      <w:rPr>
+        <w:rFonts w:ascii="Times New Roman" w:hAnsi="Times New Roman" w:eastAsia="Times New Roman"/>
+        <w:b w:val="0"/>
+        <w:sz w:val="20"/>
+      </w:rPr>
       <w:fldChar w:fldCharType="begin"/>
     </w:r>
     <w:r>
+      <w:rPr>
+        <w:rFonts w:ascii="Times New Roman" w:hAnsi="Times New Roman" w:eastAsia="Times New Roman"/>
+        <w:b w:val="0"/>
+        <w:sz w:val="20"/>
+      </w:rPr>
       <w:instrText xml:space="preserve"> PAGE </w:instrText>
     </w:r>
     <w:r>
+      <w:rPr>
+        <w:rFonts w:ascii="Times New Roman" w:hAnsi="Times New Roman" w:eastAsia="Times New Roman"/>
+        <w:b w:val="0"/>
+        <w:sz w:val="20"/>
+      </w:rPr>
       <w:fldChar w:fldCharType="end"/>
     </w:r>
   </w:p>

--- a/00-首页/学生讲义Word/晶体结构基础-超级充实版（自学完整）.docx
+++ b/00-首页/学生讲义Word/晶体结构基础-超级充实版（自学完整）.docx
@@ -33,6 +33,9 @@
         <w:spacing w:before="160" w:after="80"/>
       </w:pPr>
       <w:r>
+        <w:rPr>
+          <w:rFonts w:ascii="Times New Roman" w:hAnsi="Times New Roman" w:eastAsia="Times New Roman" w:cs="Times New Roman"/>
+        </w:rPr>
         <w:pict>
           <v:rect style="width:0;height:1.5pt" o:hralign="center" o:hrstd="t" o:hr="t"/>
         </w:pict>
@@ -497,6 +500,9 @@
         <w:spacing w:before="160" w:after="80"/>
       </w:pPr>
       <w:r>
+        <w:rPr>
+          <w:rFonts w:ascii="Times New Roman" w:hAnsi="Times New Roman" w:eastAsia="Times New Roman" w:cs="Times New Roman"/>
+        </w:rPr>
         <w:pict>
           <v:rect style="width:0;height:1.5pt" o:hralign="center" o:hrstd="t" o:hr="t"/>
         </w:pict>
@@ -2098,7 +2104,20 @@
               <w:rPr>
                 <w:rFonts w:hint="eastAsia" w:ascii="Times New Roman" w:hAnsi="Times New Roman" w:eastAsia="Times New Roman" w:cs="Times New Roman"/>
               </w:rPr>
-              <w:t>TiO₂（</w:t>
+              <w:t>TiO</w:t>
+            </w:r>
+            <w:r>
+              <w:rPr>
+                <w:rFonts w:hint="eastAsia" w:ascii="Times New Roman" w:hAnsi="Times New Roman" w:eastAsia="Times New Roman" w:cs="Times New Roman"/>
+                <w:vertAlign w:val="subscript"/>
+              </w:rPr>
+              <w:t>2</w:t>
+            </w:r>
+            <w:r>
+              <w:rPr>
+                <w:rFonts w:hint="eastAsia" w:ascii="Times New Roman" w:hAnsi="Times New Roman" w:eastAsia="Times New Roman" w:cs="Times New Roman"/>
+              </w:rPr>
+              <w:t>（</w:t>
             </w:r>
             <w:r>
               <w:rPr>
@@ -2262,7 +2281,27 @@
               <w:rPr>
                 <w:rFonts w:ascii="Times New Roman" w:hAnsi="Times New Roman" w:eastAsia="Times New Roman" w:cs="Times New Roman"/>
               </w:rPr>
-              <w:t xml:space="preserve">I₂、HgCl₂</w:t>
+              <w:t>I</w:t>
+            </w:r>
+            <w:r>
+              <w:rPr>
+                <w:rFonts w:ascii="Times New Roman" w:hAnsi="Times New Roman" w:eastAsia="Times New Roman" w:cs="Times New Roman"/>
+                <w:vertAlign w:val="subscript"/>
+              </w:rPr>
+              <w:t>2</w:t>
+            </w:r>
+            <w:r>
+              <w:rPr>
+                <w:rFonts w:ascii="Times New Roman" w:hAnsi="Times New Roman" w:eastAsia="Times New Roman" w:cs="Times New Roman"/>
+              </w:rPr>
+              <w:t>、HgCl</w:t>
+            </w:r>
+            <w:r>
+              <w:rPr>
+                <w:rFonts w:ascii="Times New Roman" w:hAnsi="Times New Roman" w:eastAsia="Times New Roman" w:cs="Times New Roman"/>
+                <w:vertAlign w:val="subscript"/>
+              </w:rPr>
+              <w:t>2</w:t>
             </w:r>
           </w:p>
         </w:tc>
@@ -2623,7 +2662,14 @@
               <w:rPr>
                 <w:rFonts w:ascii="Times New Roman" w:hAnsi="Times New Roman" w:eastAsia="Times New Roman" w:cs="Times New Roman"/>
               </w:rPr>
-              <w:t xml:space="preserve"> CaCO₃</w:t>
+              <w:t xml:space="preserve"> CaCO</w:t>
+            </w:r>
+            <w:r>
+              <w:rPr>
+                <w:rFonts w:ascii="Times New Roman" w:hAnsi="Times New Roman" w:eastAsia="Times New Roman" w:cs="Times New Roman"/>
+                <w:vertAlign w:val="subscript"/>
+              </w:rPr>
+              <w:t>3</w:t>
             </w:r>
           </w:p>
         </w:tc>
@@ -2796,7 +2842,14 @@
               <w:rPr>
                 <w:rFonts w:ascii="Times New Roman" w:hAnsi="Times New Roman" w:eastAsia="Times New Roman" w:cs="Times New Roman"/>
               </w:rPr>
-              <w:t xml:space="preserve">KClO₃</w:t>
+              <w:t>KClO</w:t>
+            </w:r>
+            <w:r>
+              <w:rPr>
+                <w:rFonts w:ascii="Times New Roman" w:hAnsi="Times New Roman" w:eastAsia="Times New Roman" w:cs="Times New Roman"/>
+                <w:vertAlign w:val="subscript"/>
+              </w:rPr>
+              <w:t>3</w:t>
             </w:r>
           </w:p>
         </w:tc>
@@ -2960,7 +3013,33 @@
               <w:rPr>
                 <w:rFonts w:ascii="Times New Roman" w:hAnsi="Times New Roman" w:eastAsia="Times New Roman" w:cs="Times New Roman"/>
               </w:rPr>
-              <w:t xml:space="preserve">CuSO₄·5H₂O</w:t>
+              <w:t>CuSO</w:t>
+            </w:r>
+            <w:r>
+              <w:rPr>
+                <w:rFonts w:ascii="Times New Roman" w:hAnsi="Times New Roman" w:eastAsia="Times New Roman" w:cs="Times New Roman"/>
+                <w:vertAlign w:val="subscript"/>
+              </w:rPr>
+              <w:t>4</w:t>
+            </w:r>
+            <w:r>
+              <w:rPr>
+                <w:rFonts w:ascii="Times New Roman" w:hAnsi="Times New Roman" w:eastAsia="Times New Roman" w:cs="Times New Roman"/>
+              </w:rPr>
+              <w:t>·5H</w:t>
+            </w:r>
+            <w:r>
+              <w:rPr>
+                <w:rFonts w:ascii="Times New Roman" w:hAnsi="Times New Roman" w:eastAsia="Times New Roman" w:cs="Times New Roman"/>
+                <w:vertAlign w:val="subscript"/>
+              </w:rPr>
+              <w:t>2</w:t>
+            </w:r>
+            <w:r>
+              <w:rPr>
+                <w:rFonts w:ascii="Times New Roman" w:hAnsi="Times New Roman" w:eastAsia="Times New Roman" w:cs="Times New Roman"/>
+              </w:rPr>
+              <w:t>O</w:t>
             </w:r>
           </w:p>
         </w:tc>
@@ -4220,6 +4299,9 @@
         <w:spacing w:before="160" w:after="80"/>
       </w:pPr>
       <w:r>
+        <w:rPr>
+          <w:rFonts w:ascii="Times New Roman" w:hAnsi="Times New Roman" w:eastAsia="Times New Roman" w:cs="Times New Roman"/>
+        </w:rPr>
         <w:pict>
           <v:rect style="width:0;height:1.5pt" o:hralign="center" o:hrstd="t" o:hr="t"/>
         </w:pict>
@@ -10514,6 +10596,9 @@
         <w:spacing w:before="160" w:after="80"/>
       </w:pPr>
       <w:r>
+        <w:rPr>
+          <w:rFonts w:ascii="Times New Roman" w:hAnsi="Times New Roman" w:eastAsia="Times New Roman" w:cs="Times New Roman"/>
+        </w:rPr>
         <w:pict>
           <v:rect style="width:0;height:1.5pt" o:hralign="center" o:hrstd="t" o:hr="t"/>
         </w:pict>
@@ -13039,7 +13124,20 @@
               <w:rPr>
                 <w:rFonts w:ascii="Times New Roman" w:hAnsi="Times New Roman" w:eastAsia="Times New Roman" w:cs="Times New Roman"/>
               </w:rPr>
-              <w:t xml:space="preserve">CsCl、CsBr、NH₄Cl</w:t>
+              <w:t>CsCl、CsBr、NH</w:t>
+            </w:r>
+            <w:r>
+              <w:rPr>
+                <w:rFonts w:ascii="Times New Roman" w:hAnsi="Times New Roman" w:eastAsia="Times New Roman" w:cs="Times New Roman"/>
+                <w:vertAlign w:val="subscript"/>
+              </w:rPr>
+              <w:t>4</w:t>
+            </w:r>
+            <w:r>
+              <w:rPr>
+                <w:rFonts w:ascii="Times New Roman" w:hAnsi="Times New Roman" w:eastAsia="Times New Roman" w:cs="Times New Roman"/>
+              </w:rPr>
+              <w:t>Cl</w:t>
             </w:r>
           </w:p>
         </w:tc>
@@ -14423,7 +14521,16 @@
           <w:b/>
           <w:bCs/>
         </w:rPr>
-        <w:t>CaF₂</w:t>
+        <w:t>CaF</w:t>
+      </w:r>
+      <w:r>
+        <w:rPr>
+          <w:rFonts w:hint="eastAsia" w:ascii="Times New Roman" w:hAnsi="Times New Roman" w:eastAsia="Times New Roman" w:cs="Times New Roman"/>
+          <w:b/>
+          <w:bCs/>
+          <w:vertAlign w:val="subscript"/>
+        </w:rPr>
+        <w:t>2</w:t>
       </w:r>
       <w:r>
         <w:rPr>
@@ -14716,7 +14823,53 @@
         <w:rPr>
           <w:rFonts w:hint="eastAsia" w:ascii="Times New Roman" w:hAnsi="Times New Roman" w:eastAsia="Times New Roman" w:cs="Times New Roman"/>
         </w:rPr>
-        <w:t>：CaF₂、BaF₂、SrF₂、UO₂</w:t>
+        <w:t>：CaF</w:t>
+      </w:r>
+      <w:r>
+        <w:rPr>
+          <w:rFonts w:hint="eastAsia" w:ascii="Times New Roman" w:hAnsi="Times New Roman" w:eastAsia="Times New Roman" w:cs="Times New Roman"/>
+          <w:vertAlign w:val="subscript"/>
+        </w:rPr>
+        <w:t>2</w:t>
+      </w:r>
+      <w:r>
+        <w:rPr>
+          <w:rFonts w:hint="eastAsia" w:ascii="Times New Roman" w:hAnsi="Times New Roman" w:eastAsia="Times New Roman" w:cs="Times New Roman"/>
+        </w:rPr>
+        <w:t>、BaF</w:t>
+      </w:r>
+      <w:r>
+        <w:rPr>
+          <w:rFonts w:hint="eastAsia" w:ascii="Times New Roman" w:hAnsi="Times New Roman" w:eastAsia="Times New Roman" w:cs="Times New Roman"/>
+          <w:vertAlign w:val="subscript"/>
+        </w:rPr>
+        <w:t>2</w:t>
+      </w:r>
+      <w:r>
+        <w:rPr>
+          <w:rFonts w:hint="eastAsia" w:ascii="Times New Roman" w:hAnsi="Times New Roman" w:eastAsia="Times New Roman" w:cs="Times New Roman"/>
+        </w:rPr>
+        <w:t>、SrF</w:t>
+      </w:r>
+      <w:r>
+        <w:rPr>
+          <w:rFonts w:hint="eastAsia" w:ascii="Times New Roman" w:hAnsi="Times New Roman" w:eastAsia="Times New Roman" w:cs="Times New Roman"/>
+          <w:vertAlign w:val="subscript"/>
+        </w:rPr>
+        <w:t>2</w:t>
+      </w:r>
+      <w:r>
+        <w:rPr>
+          <w:rFonts w:hint="eastAsia" w:ascii="Times New Roman" w:hAnsi="Times New Roman" w:eastAsia="Times New Roman" w:cs="Times New Roman"/>
+        </w:rPr>
+        <w:t>、UO</w:t>
+      </w:r>
+      <w:r>
+        <w:rPr>
+          <w:rFonts w:hint="eastAsia" w:ascii="Times New Roman" w:hAnsi="Times New Roman" w:eastAsia="Times New Roman" w:cs="Times New Roman"/>
+          <w:vertAlign w:val="subscript"/>
+        </w:rPr>
+        <w:t>2</w:t>
       </w:r>
     </w:p>
     <w:p>
@@ -14769,7 +14922,33 @@
         <w:rPr>
           <w:rFonts w:hint="eastAsia" w:ascii="Times New Roman" w:hAnsi="Times New Roman" w:eastAsia="Times New Roman" w:cs="Times New Roman"/>
         </w:rPr>
-        <w:t xml:space="preserve">Li₂O、Na₂O（O</w:t>
+        <w:t>Li</w:t>
+      </w:r>
+      <w:r>
+        <w:rPr>
+          <w:rFonts w:hint="eastAsia" w:ascii="Times New Roman" w:hAnsi="Times New Roman" w:eastAsia="Times New Roman" w:cs="Times New Roman"/>
+          <w:vertAlign w:val="subscript"/>
+        </w:rPr>
+        <w:t>2</w:t>
+      </w:r>
+      <w:r>
+        <w:rPr>
+          <w:rFonts w:hint="eastAsia" w:ascii="Times New Roman" w:hAnsi="Times New Roman" w:eastAsia="Times New Roman" w:cs="Times New Roman"/>
+        </w:rPr>
+        <w:t>O、Na</w:t>
+      </w:r>
+      <w:r>
+        <w:rPr>
+          <w:rFonts w:hint="eastAsia" w:ascii="Times New Roman" w:hAnsi="Times New Roman" w:eastAsia="Times New Roman" w:cs="Times New Roman"/>
+          <w:vertAlign w:val="subscript"/>
+        </w:rPr>
+        <w:t>2</w:t>
+      </w:r>
+      <w:r>
+        <w:rPr>
+          <w:rFonts w:hint="eastAsia" w:ascii="Times New Roman" w:hAnsi="Times New Roman" w:eastAsia="Times New Roman" w:cs="Times New Roman"/>
+        </w:rPr>
+        <w:t>O（O</w:t>
       </w:r>
       <w:r>
         <w:rPr>
@@ -14903,7 +15082,28 @@
           <w:iCs/>
           <w:sz w:val="21"/>
         </w:rPr>
-        <w:t xml:space="preserve"> 14 CaF₂ </w:t>
+        <w:t xml:space="preserve"> 14 CaF</w:t>
+      </w:r>
+      <w:r>
+        <w:rPr>
+          <w:rFonts w:ascii="Times New Roman" w:hAnsi="Times New Roman" w:eastAsia="FangSong" w:cs="Times New Roman"/>
+          <w:b w:val="0"/>
+          <w:i w:val="0"/>
+          <w:iCs/>
+          <w:sz w:val="21"/>
+          <w:vertAlign w:val="subscript"/>
+        </w:rPr>
+        <w:t>2</w:t>
+      </w:r>
+      <w:r>
+        <w:rPr>
+          <w:rFonts w:ascii="Times New Roman" w:hAnsi="Times New Roman" w:eastAsia="FangSong" w:cs="Times New Roman"/>
+          <w:b w:val="0"/>
+          <w:i w:val="0"/>
+          <w:iCs/>
+          <w:sz w:val="21"/>
+        </w:rPr>
+        <w:t xml:space="preserve"> </w:t>
       </w:r>
       <w:r>
         <w:rPr>
@@ -14966,7 +15166,16 @@
           <w:b/>
           <w:bCs/>
         </w:rPr>
-        <w:t>TiO₂</w:t>
+        <w:t>TiO</w:t>
+      </w:r>
+      <w:r>
+        <w:rPr>
+          <w:rFonts w:hint="eastAsia" w:ascii="Times New Roman" w:hAnsi="Times New Roman" w:eastAsia="Times New Roman" w:cs="Times New Roman"/>
+          <w:b/>
+          <w:bCs/>
+          <w:vertAlign w:val="subscript"/>
+        </w:rPr>
+        <w:t>2</w:t>
       </w:r>
       <w:r>
         <w:rPr>
@@ -15029,7 +15238,20 @@
         <w:rPr>
           <w:rFonts w:ascii="Times New Roman" w:hAnsi="Times New Roman" w:eastAsia="Times New Roman" w:cs="Times New Roman"/>
         </w:rPr>
-        <w:t xml:space="preserve">Ti⁴^{+} </w:t>
+        <w:t>Ti</w:t>
+      </w:r>
+      <w:r>
+        <w:rPr>
+          <w:rFonts w:ascii="Times New Roman" w:hAnsi="Times New Roman" w:eastAsia="Times New Roman" w:cs="Times New Roman"/>
+          <w:vertAlign w:val="superscript"/>
+        </w:rPr>
+        <w:t>4</w:t>
+      </w:r>
+      <w:r>
+        <w:rPr>
+          <w:rFonts w:ascii="Times New Roman" w:hAnsi="Times New Roman" w:eastAsia="Times New Roman" w:cs="Times New Roman"/>
+        </w:rPr>
+        <w:t xml:space="preserve">^{+} </w:t>
       </w:r>
       <w:r>
         <w:rPr>
@@ -15093,7 +15315,20 @@
         <w:rPr>
           <w:rFonts w:ascii="Times New Roman" w:hAnsi="Times New Roman" w:eastAsia="Times New Roman" w:cs="Times New Roman"/>
         </w:rPr>
-        <w:t xml:space="preserve"> TiO₆ </w:t>
+        <w:t xml:space="preserve"> TiO</w:t>
+      </w:r>
+      <w:r>
+        <w:rPr>
+          <w:rFonts w:ascii="Times New Roman" w:hAnsi="Times New Roman" w:eastAsia="Times New Roman" w:cs="Times New Roman"/>
+          <w:vertAlign w:val="subscript"/>
+        </w:rPr>
+        <w:t>6</w:t>
+      </w:r>
+      <w:r>
+        <w:rPr>
+          <w:rFonts w:ascii="Times New Roman" w:hAnsi="Times New Roman" w:eastAsia="Times New Roman" w:cs="Times New Roman"/>
+        </w:rPr>
+        <w:t xml:space="preserve"> </w:t>
       </w:r>
       <w:r>
         <w:rPr>
@@ -15120,7 +15355,20 @@
         <w:rPr>
           <w:rFonts w:hint="eastAsia" w:ascii="Times New Roman" w:hAnsi="Times New Roman" w:eastAsia="Times New Roman" w:cs="Times New Roman"/>
         </w:rPr>
-        <w:t>：Ti⁴^{+}</w:t>
+        <w:t>：Ti</w:t>
+      </w:r>
+      <w:r>
+        <w:rPr>
+          <w:rFonts w:hint="eastAsia" w:ascii="Times New Roman" w:hAnsi="Times New Roman" w:eastAsia="Times New Roman" w:cs="Times New Roman"/>
+          <w:vertAlign w:val="superscript"/>
+        </w:rPr>
+        <w:t>4</w:t>
+      </w:r>
+      <w:r>
+        <w:rPr>
+          <w:rFonts w:hint="eastAsia" w:ascii="Times New Roman" w:hAnsi="Times New Roman" w:eastAsia="Times New Roman" w:cs="Times New Roman"/>
+        </w:rPr>
+        <w:t>^{+}</w:t>
       </w:r>
       <w:r>
         <w:rPr>
@@ -15232,7 +15480,53 @@
         <w:rPr>
           <w:rFonts w:hint="eastAsia" w:ascii="Times New Roman" w:hAnsi="Times New Roman" w:eastAsia="Times New Roman" w:cs="Times New Roman"/>
         </w:rPr>
-        <w:t>：TiO₂、MnO₂、PbO₂、SnO₂</w:t>
+        <w:t>：TiO</w:t>
+      </w:r>
+      <w:r>
+        <w:rPr>
+          <w:rFonts w:hint="eastAsia" w:ascii="Times New Roman" w:hAnsi="Times New Roman" w:eastAsia="Times New Roman" w:cs="Times New Roman"/>
+          <w:vertAlign w:val="subscript"/>
+        </w:rPr>
+        <w:t>2</w:t>
+      </w:r>
+      <w:r>
+        <w:rPr>
+          <w:rFonts w:hint="eastAsia" w:ascii="Times New Roman" w:hAnsi="Times New Roman" w:eastAsia="Times New Roman" w:cs="Times New Roman"/>
+        </w:rPr>
+        <w:t>、MnO</w:t>
+      </w:r>
+      <w:r>
+        <w:rPr>
+          <w:rFonts w:hint="eastAsia" w:ascii="Times New Roman" w:hAnsi="Times New Roman" w:eastAsia="Times New Roman" w:cs="Times New Roman"/>
+          <w:vertAlign w:val="subscript"/>
+        </w:rPr>
+        <w:t>2</w:t>
+      </w:r>
+      <w:r>
+        <w:rPr>
+          <w:rFonts w:hint="eastAsia" w:ascii="Times New Roman" w:hAnsi="Times New Roman" w:eastAsia="Times New Roman" w:cs="Times New Roman"/>
+        </w:rPr>
+        <w:t>、PbO</w:t>
+      </w:r>
+      <w:r>
+        <w:rPr>
+          <w:rFonts w:hint="eastAsia" w:ascii="Times New Roman" w:hAnsi="Times New Roman" w:eastAsia="Times New Roman" w:cs="Times New Roman"/>
+          <w:vertAlign w:val="subscript"/>
+        </w:rPr>
+        <w:t>2</w:t>
+      </w:r>
+      <w:r>
+        <w:rPr>
+          <w:rFonts w:hint="eastAsia" w:ascii="Times New Roman" w:hAnsi="Times New Roman" w:eastAsia="Times New Roman" w:cs="Times New Roman"/>
+        </w:rPr>
+        <w:t>、SnO</w:t>
+      </w:r>
+      <w:r>
+        <w:rPr>
+          <w:rFonts w:hint="eastAsia" w:ascii="Times New Roman" w:hAnsi="Times New Roman" w:eastAsia="Times New Roman" w:cs="Times New Roman"/>
+          <w:vertAlign w:val="subscript"/>
+        </w:rPr>
+        <w:t>2</w:t>
       </w:r>
     </w:p>
     <w:p>
@@ -15336,7 +15630,28 @@
           <w:iCs/>
           <w:sz w:val="21"/>
         </w:rPr>
-        <w:t xml:space="preserve"> TiO₂ </w:t>
+        <w:t xml:space="preserve"> TiO</w:t>
+      </w:r>
+      <w:r>
+        <w:rPr>
+          <w:rFonts w:ascii="Times New Roman" w:hAnsi="Times New Roman" w:eastAsia="FangSong" w:cs="Times New Roman"/>
+          <w:b w:val="0"/>
+          <w:i w:val="0"/>
+          <w:iCs/>
+          <w:sz w:val="21"/>
+          <w:vertAlign w:val="subscript"/>
+        </w:rPr>
+        <w:t>2</w:t>
+      </w:r>
+      <w:r>
+        <w:rPr>
+          <w:rFonts w:ascii="Times New Roman" w:hAnsi="Times New Roman" w:eastAsia="FangSong" w:cs="Times New Roman"/>
+          <w:b w:val="0"/>
+          <w:i w:val="0"/>
+          <w:iCs/>
+          <w:sz w:val="21"/>
+        </w:rPr>
+        <w:t xml:space="preserve"> </w:t>
       </w:r>
       <w:r>
         <w:rPr>
@@ -15875,7 +16190,24 @@
           <w:b/>
           <w:bCs/>
         </w:rPr>
-        <w:t>（ABO₃，</w:t>
+        <w:t>（ABO</w:t>
+      </w:r>
+      <w:r>
+        <w:rPr>
+          <w:rFonts w:hint="eastAsia" w:ascii="Times New Roman" w:hAnsi="Times New Roman" w:eastAsia="Times New Roman" w:cs="Times New Roman"/>
+          <w:b/>
+          <w:bCs/>
+          <w:vertAlign w:val="subscript"/>
+        </w:rPr>
+        <w:t>3</w:t>
+      </w:r>
+      <w:r>
+        <w:rPr>
+          <w:rFonts w:hint="eastAsia" w:ascii="Times New Roman" w:hAnsi="Times New Roman" w:eastAsia="Times New Roman" w:cs="Times New Roman"/>
+          <w:b/>
+          <w:bCs/>
+        </w:rPr>
+        <w:t>，</w:t>
       </w:r>
       <w:r>
         <w:rPr>
@@ -15926,7 +16258,20 @@
         <w:rPr>
           <w:rFonts w:hint="eastAsia" w:ascii="Times New Roman" w:hAnsi="Times New Roman" w:eastAsia="Times New Roman" w:cs="Times New Roman"/>
         </w:rPr>
-        <w:t>ABO₃。A</w:t>
+        <w:t>ABO</w:t>
+      </w:r>
+      <w:r>
+        <w:rPr>
+          <w:rFonts w:hint="eastAsia" w:ascii="Times New Roman" w:hAnsi="Times New Roman" w:eastAsia="Times New Roman" w:cs="Times New Roman"/>
+          <w:vertAlign w:val="subscript"/>
+        </w:rPr>
+        <w:t>3</w:t>
+      </w:r>
+      <w:r>
+        <w:rPr>
+          <w:rFonts w:hint="eastAsia" w:ascii="Times New Roman" w:hAnsi="Times New Roman" w:eastAsia="Times New Roman" w:cs="Times New Roman"/>
+        </w:rPr>
+        <w:t>。A</w:t>
       </w:r>
       <w:r>
         <w:rPr>
@@ -16000,14 +16345,27 @@
         <w:rPr>
           <w:rFonts w:ascii="Times New Roman" w:hAnsi="Times New Roman" w:eastAsia="Times New Roman" w:cs="Times New Roman"/>
         </w:rPr>
-        <w:t xml:space="preserve"> Ti⁴</w:t>
+        <w:t xml:space="preserve"> Ti</w:t>
       </w:r>
       <w:r>
         <w:rPr>
           <w:rFonts w:ascii="Times New Roman" w:hAnsi="Times New Roman" w:eastAsia="Times New Roman" w:cs="Times New Roman"/>
           <w:vertAlign w:val="superscript"/>
         </w:rPr>
-        <w:t xml:space="preserve">{+}、Zr⁴</w:t>
+        <w:t>4</w:t>
+      </w:r>
+      <w:r>
+        <w:rPr>
+          <w:rFonts w:ascii="Times New Roman" w:hAnsi="Times New Roman" w:eastAsia="Times New Roman" w:cs="Times New Roman"/>
+        </w:rPr>
+        <w:t>{+}、Zr</w:t>
+      </w:r>
+      <w:r>
+        <w:rPr>
+          <w:rFonts w:ascii="Times New Roman" w:hAnsi="Times New Roman" w:eastAsia="Times New Roman" w:cs="Times New Roman"/>
+          <w:vertAlign w:val="superscript"/>
+        </w:rPr>
+        <w:t>4</w:t>
       </w:r>
       <w:r>
         <w:rPr>
@@ -16844,7 +17202,16 @@
                 <w:b/>
                 <w:bCs/>
               </w:rPr>
-              <w:t xml:space="preserve">CaF₂</w:t>
+              <w:t>CaF</w:t>
+            </w:r>
+            <w:r>
+              <w:rPr>
+                <w:rFonts w:ascii="Times New Roman" w:hAnsi="Times New Roman" w:eastAsia="Times New Roman" w:cs="Times New Roman"/>
+                <w:b/>
+                <w:bCs/>
+                <w:vertAlign w:val="subscript"/>
+              </w:rPr>
+              <w:t>2</w:t>
             </w:r>
           </w:p>
         </w:tc>
@@ -17100,7 +17467,16 @@
                 <w:b/>
                 <w:bCs/>
               </w:rPr>
-              <w:t xml:space="preserve">TiO₂</w:t>
+              <w:t>TiO</w:t>
+            </w:r>
+            <w:r>
+              <w:rPr>
+                <w:rFonts w:ascii="Times New Roman" w:hAnsi="Times New Roman" w:eastAsia="Times New Roman" w:cs="Times New Roman"/>
+                <w:b/>
+                <w:bCs/>
+                <w:vertAlign w:val="subscript"/>
+              </w:rPr>
+              <w:t>2</w:t>
             </w:r>
           </w:p>
         </w:tc>
@@ -17115,7 +17491,20 @@
               <w:rPr>
                 <w:rFonts w:ascii="Times New Roman" w:hAnsi="Times New Roman" w:eastAsia="Times New Roman" w:cs="Times New Roman"/>
               </w:rPr>
-              <w:t xml:space="preserve">Ti⁴^{+}</w:t>
+              <w:t>Ti</w:t>
+            </w:r>
+            <w:r>
+              <w:rPr>
+                <w:rFonts w:ascii="Times New Roman" w:hAnsi="Times New Roman" w:eastAsia="Times New Roman" w:cs="Times New Roman"/>
+                <w:vertAlign w:val="superscript"/>
+              </w:rPr>
+              <w:t>4</w:t>
+            </w:r>
+            <w:r>
+              <w:rPr>
+                <w:rFonts w:ascii="Times New Roman" w:hAnsi="Times New Roman" w:eastAsia="Times New Roman" w:cs="Times New Roman"/>
+              </w:rPr>
+              <w:t>^{+}</w:t>
             </w:r>
           </w:p>
         </w:tc>
@@ -17530,7 +17919,14 @@
               <w:rPr>
                 <w:rFonts w:ascii="Times New Roman" w:hAnsi="Times New Roman" w:eastAsia="Times New Roman" w:cs="Times New Roman"/>
               </w:rPr>
-              <w:t xml:space="preserve">CaF₂</w:t>
+              <w:t>CaF</w:t>
+            </w:r>
+            <w:r>
+              <w:rPr>
+                <w:rFonts w:ascii="Times New Roman" w:hAnsi="Times New Roman" w:eastAsia="Times New Roman" w:cs="Times New Roman"/>
+                <w:vertAlign w:val="subscript"/>
+              </w:rPr>
+              <w:t>2</w:t>
             </w:r>
           </w:p>
         </w:tc>
@@ -17783,6 +18179,9 @@
         <w:spacing w:before="160" w:after="80"/>
       </w:pPr>
       <w:r>
+        <w:rPr>
+          <w:rFonts w:ascii="Times New Roman" w:hAnsi="Times New Roman" w:eastAsia="Times New Roman" w:cs="Times New Roman"/>
+        </w:rPr>
         <w:pict>
           <v:rect style="width:0;height:1.5pt" o:hralign="center" o:hrstd="t" o:hr="t"/>
         </w:pict>
@@ -18408,7 +18807,20 @@
         <w:rPr>
           <w:rFonts w:hint="eastAsia" w:ascii="Times New Roman" w:hAnsi="Times New Roman" w:eastAsia="Times New Roman" w:cs="Times New Roman"/>
         </w:rPr>
-        <w:t>r₋，</w:t>
+        <w:t>r</w:t>
+      </w:r>
+      <w:r>
+        <w:rPr>
+          <w:rFonts w:hint="eastAsia" w:ascii="Times New Roman" w:hAnsi="Times New Roman" w:eastAsia="Times New Roman" w:cs="Times New Roman"/>
+          <w:vertAlign w:val="subscript"/>
+        </w:rPr>
+        <w:t>-</w:t>
+      </w:r>
+      <w:r>
+        <w:rPr>
+          <w:rFonts w:hint="eastAsia" w:ascii="Times New Roman" w:hAnsi="Times New Roman" w:eastAsia="Times New Roman" w:cs="Times New Roman"/>
+        </w:rPr>
+        <w:t>，</w:t>
       </w:r>
       <w:r>
         <w:rPr>
@@ -18426,7 +18838,20 @@
         <w:rPr>
           <w:rFonts w:hint="eastAsia" w:ascii="Times New Roman" w:hAnsi="Times New Roman" w:eastAsia="Times New Roman" w:cs="Times New Roman"/>
         </w:rPr>
-        <w:t>r₊，</w:t>
+        <w:t>r</w:t>
+      </w:r>
+      <w:r>
+        <w:rPr>
+          <w:rFonts w:hint="eastAsia" w:ascii="Times New Roman" w:hAnsi="Times New Roman" w:eastAsia="Times New Roman" w:cs="Times New Roman"/>
+          <w:vertAlign w:val="subscript"/>
+        </w:rPr>
+        <w:t>+</w:t>
+      </w:r>
+      <w:r>
+        <w:rPr>
+          <w:rFonts w:hint="eastAsia" w:ascii="Times New Roman" w:hAnsi="Times New Roman" w:eastAsia="Times New Roman" w:cs="Times New Roman"/>
+        </w:rPr>
+        <w:t>，</w:t>
       </w:r>
       <w:r>
         <w:rPr>
@@ -21554,6 +21979,9 @@
         <w:spacing w:before="160" w:after="80"/>
       </w:pPr>
       <w:r>
+        <w:rPr>
+          <w:rFonts w:ascii="Times New Roman" w:hAnsi="Times New Roman" w:eastAsia="Times New Roman" w:cs="Times New Roman"/>
+        </w:rPr>
         <w:pict>
           <v:rect style="width:0;height:1.5pt" o:hralign="center" o:hrstd="t" o:hr="t"/>
         </w:pict>
@@ -21948,7 +22376,20 @@
         <w:rPr>
           <w:rFonts w:ascii="Times New Roman" w:hAnsi="Times New Roman" w:eastAsia="Times New Roman" w:cs="Times New Roman"/>
         </w:rPr>
-        <w:t xml:space="preserve"> Z₋ </w:t>
+        <w:t xml:space="preserve"> Z</w:t>
+      </w:r>
+      <w:r>
+        <w:rPr>
+          <w:rFonts w:ascii="Times New Roman" w:hAnsi="Times New Roman" w:eastAsia="Times New Roman" w:cs="Times New Roman"/>
+          <w:vertAlign w:val="subscript"/>
+        </w:rPr>
+        <w:t>-</w:t>
+      </w:r>
+      <w:r>
+        <w:rPr>
+          <w:rFonts w:ascii="Times New Roman" w:hAnsi="Times New Roman" w:eastAsia="Times New Roman" w:cs="Times New Roman"/>
+        </w:rPr>
+        <w:t xml:space="preserve"> </w:t>
       </w:r>
       <w:r>
         <w:rPr>
@@ -22556,7 +22997,17 @@
           <w:bCs/>
           <w:color w:val="1E40AF"/>
         </w:rPr>
-        <w:t>CaF₂</w:t>
+        <w:t>CaF</w:t>
+      </w:r>
+      <w:r>
+        <w:rPr>
+          <w:rFonts w:hint="eastAsia" w:ascii="Times New Roman" w:hAnsi="Times New Roman" w:eastAsia="Times New Roman" w:cs="Times New Roman"/>
+          <w:b/>
+          <w:bCs/>
+          <w:color w:val="1E40AF"/>
+          <w:vertAlign w:val="subscript"/>
+        </w:rPr>
+        <w:t>2</w:t>
       </w:r>
       <w:r>
         <w:rPr>
@@ -25217,7 +25668,33 @@
               <w:rPr>
                 <w:rFonts w:hint="eastAsia" w:ascii="Times New Roman" w:hAnsi="Times New Roman" w:eastAsia="Times New Roman" w:cs="Times New Roman"/>
               </w:rPr>
-              <w:t>Al₂O₃（</w:t>
+              <w:t>Al</w:t>
+            </w:r>
+            <w:r>
+              <w:rPr>
+                <w:rFonts w:hint="eastAsia" w:ascii="Times New Roman" w:hAnsi="Times New Roman" w:eastAsia="Times New Roman" w:cs="Times New Roman"/>
+                <w:vertAlign w:val="subscript"/>
+              </w:rPr>
+              <w:t>2</w:t>
+            </w:r>
+            <w:r>
+              <w:rPr>
+                <w:rFonts w:hint="eastAsia" w:ascii="Times New Roman" w:hAnsi="Times New Roman" w:eastAsia="Times New Roman" w:cs="Times New Roman"/>
+              </w:rPr>
+              <w:t>O</w:t>
+            </w:r>
+            <w:r>
+              <w:rPr>
+                <w:rFonts w:hint="eastAsia" w:ascii="Times New Roman" w:hAnsi="Times New Roman" w:eastAsia="Times New Roman" w:cs="Times New Roman"/>
+                <w:vertAlign w:val="subscript"/>
+              </w:rPr>
+              <w:t>3</w:t>
+            </w:r>
+            <w:r>
+              <w:rPr>
+                <w:rFonts w:hint="eastAsia" w:ascii="Times New Roman" w:hAnsi="Times New Roman" w:eastAsia="Times New Roman" w:cs="Times New Roman"/>
+              </w:rPr>
+              <w:t>（</w:t>
             </w:r>
             <w:r>
               <w:rPr>
@@ -25645,6 +26122,9 @@
         <w:spacing w:before="160" w:after="80"/>
       </w:pPr>
       <w:r>
+        <w:rPr>
+          <w:rFonts w:ascii="Times New Roman" w:hAnsi="Times New Roman" w:eastAsia="Times New Roman" w:cs="Times New Roman"/>
+        </w:rPr>
         <w:pict>
           <v:rect style="width:0;height:1.5pt" o:hralign="center" o:hrstd="t" o:hr="t"/>
         </w:pict>
@@ -25984,7 +26464,14 @@
               <w:rPr>
                 <w:rFonts w:ascii="Times New Roman" w:hAnsi="Times New Roman" w:eastAsia="Times New Roman" w:cs="Times New Roman"/>
               </w:rPr>
-              <w:t xml:space="preserve">NaCl、MgO、CaF₂</w:t>
+              <w:t>NaCl、MgO、CaF</w:t>
+            </w:r>
+            <w:r>
+              <w:rPr>
+                <w:rFonts w:ascii="Times New Roman" w:hAnsi="Times New Roman" w:eastAsia="Times New Roman" w:cs="Times New Roman"/>
+                <w:vertAlign w:val="subscript"/>
+              </w:rPr>
+              <w:t>2</w:t>
             </w:r>
           </w:p>
         </w:tc>
@@ -26141,7 +26628,14 @@
               <w:rPr>
                 <w:rFonts w:hint="eastAsia" w:ascii="Times New Roman" w:hAnsi="Times New Roman" w:eastAsia="Times New Roman" w:cs="Times New Roman"/>
               </w:rPr>
-              <w:t>、SiC、SiO₂</w:t>
+              <w:t>、SiC、SiO</w:t>
+            </w:r>
+            <w:r>
+              <w:rPr>
+                <w:rFonts w:hint="eastAsia" w:ascii="Times New Roman" w:hAnsi="Times New Roman" w:eastAsia="Times New Roman" w:cs="Times New Roman"/>
+                <w:vertAlign w:val="subscript"/>
+              </w:rPr>
+              <w:t>2</w:t>
             </w:r>
           </w:p>
         </w:tc>
@@ -26274,7 +26768,20 @@
               <w:rPr>
                 <w:rFonts w:hint="eastAsia" w:ascii="Times New Roman" w:hAnsi="Times New Roman" w:eastAsia="Times New Roman" w:cs="Times New Roman"/>
               </w:rPr>
-              <w:t>、I₂、</w:t>
+              <w:t>、I</w:t>
+            </w:r>
+            <w:r>
+              <w:rPr>
+                <w:rFonts w:hint="eastAsia" w:ascii="Times New Roman" w:hAnsi="Times New Roman" w:eastAsia="Times New Roman" w:cs="Times New Roman"/>
+                <w:vertAlign w:val="subscript"/>
+              </w:rPr>
+              <w:t>2</w:t>
+            </w:r>
+            <w:r>
+              <w:rPr>
+                <w:rFonts w:hint="eastAsia" w:ascii="Times New Roman" w:hAnsi="Times New Roman" w:eastAsia="Times New Roman" w:cs="Times New Roman"/>
+              </w:rPr>
+              <w:t>、</w:t>
             </w:r>
             <w:r>
               <w:rPr>
@@ -26286,7 +26793,14 @@
               <w:rPr>
                 <w:rFonts w:hint="eastAsia" w:ascii="Times New Roman" w:hAnsi="Times New Roman" w:eastAsia="Times New Roman" w:cs="Times New Roman"/>
               </w:rPr>
-              <w:t>、C₆₀</w:t>
+              <w:t>、C</w:t>
+            </w:r>
+            <w:r>
+              <w:rPr>
+                <w:rFonts w:hint="eastAsia" w:ascii="Times New Roman" w:hAnsi="Times New Roman" w:eastAsia="Times New Roman" w:cs="Times New Roman"/>
+                <w:vertAlign w:val="subscript"/>
+              </w:rPr>
+              <w:t>60</w:t>
             </w:r>
           </w:p>
         </w:tc>
@@ -26660,7 +27174,28 @@
           <w:iCs/>
           <w:sz w:val="21"/>
         </w:rPr>
-        <w:t>（CO₂）</w:t>
+        <w:t>（CO</w:t>
+      </w:r>
+      <w:r>
+        <w:rPr>
+          <w:rFonts w:hint="eastAsia" w:ascii="Times New Roman" w:hAnsi="Times New Roman" w:eastAsia="FangSong" w:cs="Times New Roman"/>
+          <w:b w:val="0"/>
+          <w:i w:val="0"/>
+          <w:iCs/>
+          <w:sz w:val="21"/>
+          <w:vertAlign w:val="subscript"/>
+        </w:rPr>
+        <w:t>2</w:t>
+      </w:r>
+      <w:r>
+        <w:rPr>
+          <w:rFonts w:hint="eastAsia" w:ascii="Times New Roman" w:hAnsi="Times New Roman" w:eastAsia="FangSong" w:cs="Times New Roman"/>
+          <w:b w:val="0"/>
+          <w:i w:val="0"/>
+          <w:iCs/>
+          <w:sz w:val="21"/>
+        </w:rPr>
+        <w:t>）</w:t>
       </w:r>
       <w:r>
         <w:rPr>
@@ -26805,7 +27340,27 @@
         <w:rPr>
           <w:rFonts w:hint="eastAsia" w:ascii="Times New Roman" w:hAnsi="Times New Roman" w:eastAsia="Times New Roman" w:cs="Times New Roman"/>
         </w:rPr>
-        <w:t>（πₙᵐ），</w:t>
+        <w:t>（π</w:t>
+      </w:r>
+      <w:r>
+        <w:rPr>
+          <w:rFonts w:hint="eastAsia" w:ascii="Times New Roman" w:hAnsi="Times New Roman" w:eastAsia="Times New Roman" w:cs="Times New Roman"/>
+          <w:vertAlign w:val="subscript"/>
+        </w:rPr>
+        <w:t>n</w:t>
+      </w:r>
+      <w:r>
+        <w:rPr>
+          <w:rFonts w:hint="eastAsia" w:ascii="Times New Roman" w:hAnsi="Times New Roman" w:eastAsia="Times New Roman" w:cs="Times New Roman"/>
+          <w:vertAlign w:val="superscript"/>
+        </w:rPr>
+        <w:t>m</w:t>
+      </w:r>
+      <w:r>
+        <w:rPr>
+          <w:rFonts w:hint="eastAsia" w:ascii="Times New Roman" w:hAnsi="Times New Roman" w:eastAsia="Times New Roman" w:cs="Times New Roman"/>
+        </w:rPr>
+        <w:t>），</w:t>
       </w:r>
       <w:r>
         <w:rPr>
@@ -27321,6 +27876,9 @@
         <w:spacing w:before="160" w:after="80"/>
       </w:pPr>
       <w:r>
+        <w:rPr>
+          <w:rFonts w:ascii="Times New Roman" w:hAnsi="Times New Roman" w:eastAsia="Times New Roman" w:cs="Times New Roman"/>
+        </w:rPr>
         <w:pict>
           <v:rect style="width:0;height:1.5pt" o:hralign="center" o:hrstd="t" o:hr="t"/>
         </w:pict>
@@ -28346,6 +28904,9 @@
         <w:spacing w:before="160" w:after="80"/>
       </w:pPr>
       <w:r>
+        <w:rPr>
+          <w:rFonts w:ascii="Times New Roman" w:hAnsi="Times New Roman" w:eastAsia="Times New Roman" w:cs="Times New Roman"/>
+        </w:rPr>
         <w:pict>
           <v:rect style="width:0;height:1.5pt" o:hralign="center" o:hrstd="t" o:hr="t"/>
         </w:pict>
@@ -29523,6 +30084,9 @@
         <w:spacing w:before="160" w:after="80"/>
       </w:pPr>
       <w:r>
+        <w:rPr>
+          <w:rFonts w:ascii="Times New Roman" w:hAnsi="Times New Roman" w:eastAsia="Times New Roman" w:cs="Times New Roman"/>
+        </w:rPr>
         <w:pict>
           <v:rect style="width:0;height:1.5pt" o:hralign="center" o:hrstd="t" o:hr="t"/>
         </w:pict>
@@ -30056,7 +30620,20 @@
         <w:rPr>
           <w:rFonts w:hint="eastAsia" w:ascii="Times New Roman" w:hAnsi="Times New Roman" w:eastAsia="Times New Roman" w:cs="Times New Roman"/>
         </w:rPr>
-        <w:t>（4d¹⁰），</w:t>
+        <w:t>（4d</w:t>
+      </w:r>
+      <w:r>
+        <w:rPr>
+          <w:rFonts w:hint="eastAsia" w:ascii="Times New Roman" w:hAnsi="Times New Roman" w:eastAsia="Times New Roman" w:cs="Times New Roman"/>
+          <w:vertAlign w:val="superscript"/>
+        </w:rPr>
+        <w:t>10</w:t>
+      </w:r>
+      <w:r>
+        <w:rPr>
+          <w:rFonts w:hint="eastAsia" w:ascii="Times New Roman" w:hAnsi="Times New Roman" w:eastAsia="Times New Roman" w:cs="Times New Roman"/>
+        </w:rPr>
+        <w:t>），</w:t>
       </w:r>
       <w:r>
         <w:rPr>
@@ -30271,6 +30848,9 @@
         <w:spacing w:before="160" w:after="80"/>
       </w:pPr>
       <w:r>
+        <w:rPr>
+          <w:rFonts w:ascii="Times New Roman" w:hAnsi="Times New Roman" w:eastAsia="Times New Roman" w:cs="Times New Roman"/>
+        </w:rPr>
         <w:pict>
           <v:rect style="width:0;height:1.5pt" o:hralign="center" o:hrstd="t" o:hr="t"/>
         </w:pict>
@@ -30366,7 +30946,20 @@
         <w:rPr>
           <w:rFonts w:hint="eastAsia" w:ascii="Times New Roman" w:hAnsi="Times New Roman" w:eastAsia="Times New Roman" w:cs="Times New Roman"/>
         </w:rPr>
-        <w:t>（CO₂）、</w:t>
+        <w:t>（CO</w:t>
+      </w:r>
+      <w:r>
+        <w:rPr>
+          <w:rFonts w:hint="eastAsia" w:ascii="Times New Roman" w:hAnsi="Times New Roman" w:eastAsia="Times New Roman" w:cs="Times New Roman"/>
+          <w:vertAlign w:val="subscript"/>
+        </w:rPr>
+        <w:t>2</w:t>
+      </w:r>
+      <w:r>
+        <w:rPr>
+          <w:rFonts w:hint="eastAsia" w:ascii="Times New Roman" w:hAnsi="Times New Roman" w:eastAsia="Times New Roman" w:cs="Times New Roman"/>
+        </w:rPr>
+        <w:t>）、</w:t>
       </w:r>
       <w:r>
         <w:rPr>
@@ -31853,6 +32446,9 @@
         <w:spacing w:before="160" w:after="80"/>
       </w:pPr>
       <w:r>
+        <w:rPr>
+          <w:rFonts w:ascii="Times New Roman" w:hAnsi="Times New Roman" w:eastAsia="Times New Roman" w:cs="Times New Roman"/>
+        </w:rPr>
         <w:pict>
           <v:rect style="width:0;height:1.5pt" o:hralign="center" o:hrstd="t" o:hr="t"/>
         </w:pict>
@@ -31887,7 +32483,14 @@
         <w:rPr>
           <w:rFonts w:hint="eastAsia" w:ascii="Times New Roman" w:hAnsi="Times New Roman" w:eastAsia="Times New Roman" w:cs="Times New Roman"/>
         </w:rPr>
-        <w:t>CaF₂</w:t>
+        <w:t>CaF</w:t>
+      </w:r>
+      <w:r>
+        <w:rPr>
+          <w:rFonts w:hint="eastAsia" w:ascii="Times New Roman" w:hAnsi="Times New Roman" w:eastAsia="Times New Roman" w:cs="Times New Roman"/>
+          <w:vertAlign w:val="subscript"/>
+        </w:rPr>
+        <w:t>2</w:t>
       </w:r>
       <w:r>
         <w:rPr>
@@ -31930,7 +32533,20 @@
         <w:rPr>
           <w:rFonts w:hint="eastAsia" w:ascii="Times New Roman" w:hAnsi="Times New Roman" w:eastAsia="Times New Roman" w:cs="Times New Roman"/>
         </w:rPr>
-        <w:t>：CaF₂（</w:t>
+        <w:t>：CaF</w:t>
+      </w:r>
+      <w:r>
+        <w:rPr>
+          <w:rFonts w:hint="eastAsia" w:ascii="Times New Roman" w:hAnsi="Times New Roman" w:eastAsia="Times New Roman" w:cs="Times New Roman"/>
+          <w:vertAlign w:val="subscript"/>
+        </w:rPr>
+        <w:t>2</w:t>
+      </w:r>
+      <w:r>
+        <w:rPr>
+          <w:rFonts w:hint="eastAsia" w:ascii="Times New Roman" w:hAnsi="Times New Roman" w:eastAsia="Times New Roman" w:cs="Times New Roman"/>
+        </w:rPr>
+        <w:t>（</w:t>
       </w:r>
       <w:r>
         <w:rPr>
@@ -32088,7 +32704,20 @@
         <w:rPr>
           <w:rFonts w:ascii="Times New Roman" w:hAnsi="Times New Roman" w:eastAsia="Times New Roman" w:cs="Times New Roman"/>
         </w:rPr>
-        <w:t xml:space="preserve"> CaF₂ </w:t>
+        <w:t xml:space="preserve"> CaF</w:t>
+      </w:r>
+      <w:r>
+        <w:rPr>
+          <w:rFonts w:ascii="Times New Roman" w:hAnsi="Times New Roman" w:eastAsia="Times New Roman" w:cs="Times New Roman"/>
+          <w:vertAlign w:val="subscript"/>
+        </w:rPr>
+        <w:t>2</w:t>
+      </w:r>
+      <w:r>
+        <w:rPr>
+          <w:rFonts w:ascii="Times New Roman" w:hAnsi="Times New Roman" w:eastAsia="Times New Roman" w:cs="Times New Roman"/>
+        </w:rPr>
+        <w:t xml:space="preserve"> </w:t>
       </w:r>
       <w:r>
         <w:rPr>
@@ -32161,7 +32790,20 @@
         <w:rPr>
           <w:rFonts w:ascii="Times New Roman" w:hAnsi="Times New Roman" w:eastAsia="Times New Roman" w:cs="Times New Roman"/>
         </w:rPr>
-        <w:t xml:space="preserve"> CaF₂ </w:t>
+        <w:t xml:space="preserve"> CaF</w:t>
+      </w:r>
+      <w:r>
+        <w:rPr>
+          <w:rFonts w:ascii="Times New Roman" w:hAnsi="Times New Roman" w:eastAsia="Times New Roman" w:cs="Times New Roman"/>
+          <w:vertAlign w:val="subscript"/>
+        </w:rPr>
+        <w:t>2</w:t>
+      </w:r>
+      <w:r>
+        <w:rPr>
+          <w:rFonts w:ascii="Times New Roman" w:hAnsi="Times New Roman" w:eastAsia="Times New Roman" w:cs="Times New Roman"/>
+        </w:rPr>
+        <w:t xml:space="preserve"> </w:t>
       </w:r>
       <w:r>
         <w:rPr>
@@ -32371,7 +33013,20 @@
         <w:rPr>
           <w:rFonts w:ascii="Times New Roman" w:hAnsi="Times New Roman" w:eastAsia="Times New Roman" w:cs="Times New Roman"/>
         </w:rPr>
-        <w:t xml:space="preserve"> CaF₂ </w:t>
+        <w:t xml:space="preserve"> CaF</w:t>
+      </w:r>
+      <w:r>
+        <w:rPr>
+          <w:rFonts w:ascii="Times New Roman" w:hAnsi="Times New Roman" w:eastAsia="Times New Roman" w:cs="Times New Roman"/>
+          <w:vertAlign w:val="subscript"/>
+        </w:rPr>
+        <w:t>2</w:t>
+      </w:r>
+      <w:r>
+        <w:rPr>
+          <w:rFonts w:ascii="Times New Roman" w:hAnsi="Times New Roman" w:eastAsia="Times New Roman" w:cs="Times New Roman"/>
+        </w:rPr>
+        <w:t xml:space="preserve"> </w:t>
       </w:r>
       <w:r>
         <w:rPr>
@@ -32678,7 +33333,20 @@
         <w:rPr>
           <w:rFonts w:ascii="Times New Roman" w:hAnsi="Times New Roman" w:eastAsia="Times New Roman" w:cs="Times New Roman"/>
         </w:rPr>
-        <w:t xml:space="preserve"> CaF₂。</w:t>
+        <w:t xml:space="preserve"> CaF</w:t>
+      </w:r>
+      <w:r>
+        <w:rPr>
+          <w:rFonts w:ascii="Times New Roman" w:hAnsi="Times New Roman" w:eastAsia="Times New Roman" w:cs="Times New Roman"/>
+          <w:vertAlign w:val="subscript"/>
+        </w:rPr>
+        <w:t>2</w:t>
+      </w:r>
+      <w:r>
+        <w:rPr>
+          <w:rFonts w:ascii="Times New Roman" w:hAnsi="Times New Roman" w:eastAsia="Times New Roman" w:cs="Times New Roman"/>
+        </w:rPr>
+        <w:t>。</w:t>
       </w:r>
     </w:p>
     <w:p>
@@ -32686,6 +33354,9 @@
         <w:spacing w:before="160" w:after="80"/>
       </w:pPr>
       <w:r>
+        <w:rPr>
+          <w:rFonts w:ascii="Times New Roman" w:hAnsi="Times New Roman" w:eastAsia="Times New Roman" w:cs="Times New Roman"/>
+        </w:rPr>
         <w:pict>
           <v:rect style="width:0;height:1.5pt" o:hralign="center" o:hrstd="t" o:hr="t"/>
         </w:pict>
@@ -34242,7 +34913,30 @@
           <w:rStyle w:val="VerbatimChar"/>
           <w:rFonts w:ascii="Times New Roman" w:hAnsi="Times New Roman" w:eastAsia="Times New Roman" w:cs="Times New Roman"/>
         </w:rPr>
-        <w:t xml:space="preserve"> r₊/r₋</w:t>
+        <w:t xml:space="preserve"> r</w:t>
+      </w:r>
+      <w:r>
+        <w:rPr>
+          <w:rStyle w:val="VerbatimChar"/>
+          <w:rFonts w:ascii="Times New Roman" w:hAnsi="Times New Roman" w:eastAsia="Times New Roman" w:cs="Times New Roman"/>
+          <w:vertAlign w:val="subscript"/>
+        </w:rPr>
+        <w:t>+</w:t>
+      </w:r>
+      <w:r>
+        <w:rPr>
+          <w:rStyle w:val="VerbatimChar"/>
+          <w:rFonts w:ascii="Times New Roman" w:hAnsi="Times New Roman" w:eastAsia="Times New Roman" w:cs="Times New Roman"/>
+        </w:rPr>
+        <w:t>/r</w:t>
+      </w:r>
+      <w:r>
+        <w:rPr>
+          <w:rStyle w:val="VerbatimChar"/>
+          <w:rFonts w:ascii="Times New Roman" w:hAnsi="Times New Roman" w:eastAsia="Times New Roman" w:cs="Times New Roman"/>
+          <w:vertAlign w:val="subscript"/>
+        </w:rPr>
+        <w:t>-</w:t>
       </w:r>
       <w:r>
         <w:rPr>
@@ -34667,6 +35361,9 @@
         <w:spacing w:before="160" w:after="80"/>
       </w:pPr>
       <w:r>
+        <w:rPr>
+          <w:rFonts w:ascii="Times New Roman" w:hAnsi="Times New Roman" w:eastAsia="Times New Roman" w:cs="Times New Roman"/>
+        </w:rPr>
         <w:pict>
           <v:rect style="width:0;height:1.5pt" o:hralign="center" o:hrstd="t" o:hr="t"/>
         </w:pict>
@@ -35839,7 +36536,20 @@
         <w:rPr>
           <w:rFonts w:ascii="Times New Roman" w:hAnsi="Times New Roman" w:eastAsia="Times New Roman" w:cs="Times New Roman"/>
         </w:rPr>
-        <w:t xml:space="preserve"> CaF₂ </w:t>
+        <w:t xml:space="preserve"> CaF</w:t>
+      </w:r>
+      <w:r>
+        <w:rPr>
+          <w:rFonts w:ascii="Times New Roman" w:hAnsi="Times New Roman" w:eastAsia="Times New Roman" w:cs="Times New Roman"/>
+          <w:vertAlign w:val="subscript"/>
+        </w:rPr>
+        <w:t>2</w:t>
+      </w:r>
+      <w:r>
+        <w:rPr>
+          <w:rFonts w:ascii="Times New Roman" w:hAnsi="Times New Roman" w:eastAsia="Times New Roman" w:cs="Times New Roman"/>
+        </w:rPr>
+        <w:t xml:space="preserve"> </w:t>
       </w:r>
       <w:r>
         <w:rPr>
@@ -37083,7 +37793,20 @@
         <w:rPr>
           <w:rFonts w:ascii="Times New Roman" w:hAnsi="Times New Roman" w:eastAsia="Times New Roman" w:cs="Times New Roman"/>
         </w:rPr>
-        <w:t xml:space="preserve"> AB₂ </w:t>
+        <w:t xml:space="preserve"> AB</w:t>
+      </w:r>
+      <w:r>
+        <w:rPr>
+          <w:rFonts w:ascii="Times New Roman" w:hAnsi="Times New Roman" w:eastAsia="Times New Roman" w:cs="Times New Roman"/>
+          <w:vertAlign w:val="subscript"/>
+        </w:rPr>
+        <w:t>2</w:t>
+      </w:r>
+      <w:r>
+        <w:rPr>
+          <w:rFonts w:ascii="Times New Roman" w:hAnsi="Times New Roman" w:eastAsia="Times New Roman" w:cs="Times New Roman"/>
+        </w:rPr>
+        <w:t xml:space="preserve"> </w:t>
       </w:r>
       <w:r>
         <w:rPr>
@@ -37439,6 +38162,9 @@
         <w:spacing w:before="160" w:after="80"/>
       </w:pPr>
       <w:r>
+        <w:rPr>
+          <w:rFonts w:ascii="Times New Roman" w:hAnsi="Times New Roman" w:eastAsia="Times New Roman" w:cs="Times New Roman"/>
+        </w:rPr>
         <w:pict>
           <v:rect style="width:0;height:1.5pt" o:hralign="center" o:hrstd="t" o:hr="t"/>
         </w:pict>
@@ -37811,7 +38537,20 @@
         <w:rPr>
           <w:rFonts w:hint="eastAsia" w:ascii="Times New Roman" w:hAnsi="Times New Roman" w:eastAsia="Times New Roman" w:cs="Times New Roman"/>
         </w:rPr>
-        <w:t xml:space="preserve">50%；CaF₂:</w:t>
+        <w:t>50%；CaF</w:t>
+      </w:r>
+      <w:r>
+        <w:rPr>
+          <w:rFonts w:hint="eastAsia" w:ascii="Times New Roman" w:hAnsi="Times New Roman" w:eastAsia="Times New Roman" w:cs="Times New Roman"/>
+          <w:vertAlign w:val="subscript"/>
+        </w:rPr>
+        <w:t>2</w:t>
+      </w:r>
+      <w:r>
+        <w:rPr>
+          <w:rFonts w:hint="eastAsia" w:ascii="Times New Roman" w:hAnsi="Times New Roman" w:eastAsia="Times New Roman" w:cs="Times New Roman"/>
+        </w:rPr>
+        <w:t>:</w:t>
       </w:r>
       <w:r>
         <w:rPr>
@@ -39931,7 +40670,14 @@
         <w:rPr>
           <w:rFonts w:hint="eastAsia" w:ascii="Times New Roman" w:hAnsi="Times New Roman" w:eastAsia="Times New Roman" w:cs="Times New Roman"/>
         </w:rPr>
-        <w:t xml:space="preserve">（CaF₂</w:t>
+        <w:t>（CaF</w:t>
+      </w:r>
+      <w:r>
+        <w:rPr>
+          <w:rFonts w:hint="eastAsia" w:ascii="Times New Roman" w:hAnsi="Times New Roman" w:eastAsia="Times New Roman" w:cs="Times New Roman"/>
+          <w:vertAlign w:val="subscript"/>
+        </w:rPr>
+        <w:t>2</w:t>
       </w:r>
       <w:r>
         <w:rPr>
@@ -41766,7 +42512,14 @@
         <w:rPr>
           <w:rFonts w:hint="eastAsia" w:ascii="Times New Roman" w:hAnsi="Times New Roman" w:eastAsia="Times New Roman" w:cs="Times New Roman"/>
         </w:rPr>
-        <w:t xml:space="preserve">CN=6，AB₂</w:t>
+        <w:t>CN=6，AB</w:t>
+      </w:r>
+      <w:r>
+        <w:rPr>
+          <w:rFonts w:hint="eastAsia" w:ascii="Times New Roman" w:hAnsi="Times New Roman" w:eastAsia="Times New Roman" w:cs="Times New Roman"/>
+          <w:vertAlign w:val="subscript"/>
+        </w:rPr>
+        <w:t>2</w:t>
       </w:r>
       <w:r>
         <w:rPr>
@@ -41804,7 +42557,20 @@
         <w:rPr>
           <w:rFonts w:hint="eastAsia" w:ascii="Times New Roman" w:hAnsi="Times New Roman" w:eastAsia="Times New Roman" w:cs="Times New Roman"/>
         </w:rPr>
-        <w:t>（TiO₂，</w:t>
+        <w:t>（TiO</w:t>
+      </w:r>
+      <w:r>
+        <w:rPr>
+          <w:rFonts w:hint="eastAsia" w:ascii="Times New Roman" w:hAnsi="Times New Roman" w:eastAsia="Times New Roman" w:cs="Times New Roman"/>
+          <w:vertAlign w:val="subscript"/>
+        </w:rPr>
+        <w:t>2</w:t>
+      </w:r>
+      <w:r>
+        <w:rPr>
+          <w:rFonts w:hint="eastAsia" w:ascii="Times New Roman" w:hAnsi="Times New Roman" w:eastAsia="Times New Roman" w:cs="Times New Roman"/>
+        </w:rPr>
+        <w:t>，</w:t>
       </w:r>
       <w:r>
         <w:rPr>
@@ -41822,7 +42588,14 @@
         <w:rPr>
           <w:rFonts w:hint="eastAsia" w:ascii="Times New Roman" w:hAnsi="Times New Roman" w:eastAsia="Times New Roman" w:cs="Times New Roman"/>
         </w:rPr>
-        <w:t xml:space="preserve">6:3）。CaF₂</w:t>
+        <w:t>6:3）。CaF</w:t>
+      </w:r>
+      <w:r>
+        <w:rPr>
+          <w:rFonts w:hint="eastAsia" w:ascii="Times New Roman" w:hAnsi="Times New Roman" w:eastAsia="Times New Roman" w:cs="Times New Roman"/>
+          <w:vertAlign w:val="subscript"/>
+        </w:rPr>
+        <w:t>2</w:t>
       </w:r>
       <w:r>
         <w:rPr>
@@ -41943,7 +42716,20 @@
         <w:rPr>
           <w:rFonts w:ascii="Times New Roman" w:hAnsi="Times New Roman" w:eastAsia="Times New Roman" w:cs="Times New Roman"/>
         </w:rPr>
-        <w:t xml:space="preserve"> TiO₂。</w:t>
+        <w:t xml:space="preserve"> TiO</w:t>
+      </w:r>
+      <w:r>
+        <w:rPr>
+          <w:rFonts w:ascii="Times New Roman" w:hAnsi="Times New Roman" w:eastAsia="Times New Roman" w:cs="Times New Roman"/>
+          <w:vertAlign w:val="subscript"/>
+        </w:rPr>
+        <w:t>2</w:t>
+      </w:r>
+      <w:r>
+        <w:rPr>
+          <w:rFonts w:ascii="Times New Roman" w:hAnsi="Times New Roman" w:eastAsia="Times New Roman" w:cs="Times New Roman"/>
+        </w:rPr>
+        <w:t>。</w:t>
       </w:r>
     </w:p>
     <w:p>
@@ -43083,9 +43869,21 @@
       <w:r>
         <w:rPr>
           <w:rFonts w:hint="eastAsia" w:ascii="Times New Roman" w:hAnsi="Times New Roman" w:eastAsia="Times New Roman" w:cs="Times New Roman"/>
-          <w:vertAlign w:val="superscript"/>
-        </w:rPr>
-        <w:t>CaF₂（Ca</w:t>
+        </w:rPr>
+        <w:t>CaF</w:t>
+      </w:r>
+      <w:r>
+        <w:rPr>
+          <w:rFonts w:hint="eastAsia" w:ascii="Times New Roman" w:hAnsi="Times New Roman" w:eastAsia="Times New Roman" w:cs="Times New Roman"/>
+          <w:vertAlign w:val="subscript"/>
+        </w:rPr>
+        <w:t>2</w:t>
+      </w:r>
+      <w:r>
+        <w:rPr>
+          <w:rFonts w:hint="eastAsia" w:ascii="Times New Roman" w:hAnsi="Times New Roman" w:eastAsia="Times New Roman" w:cs="Times New Roman"/>
+        </w:rPr>
+        <w:t>（Ca</w:t>
       </w:r>
       <w:r>
         <w:rPr>
@@ -43138,6 +43936,9 @@
         <w:spacing w:before="160" w:after="80"/>
       </w:pPr>
       <w:r>
+        <w:rPr>
+          <w:rFonts w:ascii="Times New Roman" w:hAnsi="Times New Roman" w:eastAsia="Times New Roman" w:cs="Times New Roman"/>
+        </w:rPr>
         <w:pict>
           <v:rect style="width:0;height:1.5pt" o:hralign="center" o:hrstd="t" o:hr="t"/>
         </w:pict>
@@ -43391,6 +44192,9 @@
         <w:spacing w:before="160" w:after="80"/>
       </w:pPr>
       <w:r>
+        <w:rPr>
+          <w:rFonts w:ascii="Times New Roman" w:hAnsi="Times New Roman" w:eastAsia="Times New Roman" w:cs="Times New Roman"/>
+        </w:rPr>
         <w:pict>
           <v:rect style="width:0;height:1.5pt" o:hralign="center" o:hrstd="t" o:hr="t"/>
         </w:pict>
@@ -45330,7 +46134,6 @@
       <ns0:rFonts ns0:ascii="Times New Roman" ns0:cs="Times New Roman" ns0:eastAsia="SimSun" ns0:hAnsi="Times New Roman"/>
       <ns0:b ns0:val="0"/>
       <ns0:color ns0:val="5B6975"/>
-      <ns0:spacing ns0:val="15"/>
       <ns0:sz ns0:val="24"/>
       <ns0:szCs ns0:val="28"/>
     </ns0:rPr>
@@ -45344,7 +46147,6 @@
     <ns0:rPr>
       <ns0:rFonts ns0:ascii="Times New Roman" ns0:hAnsi="Times New Roman" ns0:eastAsia="SimSun" ns0:cs="Times New Roman"/>
       <ns0:color ns0:themeColor="text1" ns0:themeTint="A6" ns0:val="595959"/>
-      <ns0:spacing ns0:val="15"/>
       <ns0:sz ns0:val="28"/>
       <ns0:szCs ns0:val="28"/>
     </ns0:rPr>
